--- a/src/data/cover_letters_2026-03-24/orano_jobs_data-scientist-ia-generative-f-h_chatillon_ORANO_rXKa58R.docx
+++ b/src/data/cover_letters_2026-03-24/orano_jobs_data-scientist-ia-generative-f-h_chatillon_ORANO_rXKa58R.docx
@@ -33,7 +33,7 @@
         <w:spacing w:after="0"/>
       </w:pPr>
       <w:r>
-        <w:t>These opportunities have allowed me to sharpen my Python skills while working with the modern data stack (check my GitHub: https://github.com/ohassanaly). I bridge the gap between those technologies and domain experts to create business value. I realized that I have strong presentation and communication skills, and am very good at giving presentations to technical and executive audiences. For instance, I currently teach lectures on data warehouses and artificial intelligence at Paris Cité University to Master's students in health sciences.</w:t>
+        <w:t>These opportunities have allowed me to sharpen my python skills while working with the modern data stack (check my GitHub: https://github.com/ohassanaly). I bridge the gap between those technologies and domain experts to create business value. In doing so, I realized that I have strong presentation and communication skills, and am very good at giving presentations to technical and executive audiences. For instance, I currently teach lectures on data warehouses and artificial intelligence at Paris Cité University to Master's students in health sciences.</w:t>
       </w:r>
     </w:p>
     <w:p>
@@ -59,7 +59,7 @@
         <w:spacing w:after="0"/>
       </w:pPr>
       <w:r>
-        <w:t>In my spare time, I make sure to stay up to date with the latest advances in my field by following the SuperDataScience podcast, as well as major tech players such as Sam Altman and Andrej Karpathy. I am currently deeply fascinated by the subject of agent-based AI and by all the use cases that harness its potential to create business value. This aligns perfectly with Orano's vision of transforming high-value business use cases into conversational solutions, intelligent assistants, and autonomous workflows using Generative AI and agent-based systems.</w:t>
+        <w:t>In my spare time, I make sure to stay up to date with the latest advances in my field by following the SuperDataScience podcast, as well as major tech players such as Sam Altman and Andrej Karpathy. I also like to sharpen my business acumen by following Matthieu Stefani's Génération do It Yourself podcast. I am currently deeply fascinated by the subject of agent-based AI and by all the use cases that harness its potential to create business value.</w:t>
       </w:r>
     </w:p>
     <w:p>
@@ -72,7 +72,20 @@
         <w:spacing w:after="0"/>
       </w:pPr>
       <w:r>
-        <w:t>Dynamic, curious, and aware of the importance of teamwork in order to achieve more, I combine technical expertise with presentation and communication skills. I firmly believe that human interactions help us grow, and I am enthusiastic about helping Orano to get the most out of their data assets through innovative GenAI solutions while ensuring technical excellence, operational superiority, and ethical AI practices.</w:t>
+        <w:t>Dynamic, curious, and aware of the importance of teamwork in order to achieve more, I combine technical expertise with presentation and communication skills. I firmly believe that human interactions help us grow and I am enthusiastic about helping organizations to get the most out of their data assets.</w:t>
+      </w:r>
+    </w:p>
+    <w:p>
+      <w:pPr>
+        <w:spacing w:after="0"/>
+      </w:pPr>
+    </w:p>
+    <w:p>
+      <w:pPr>
+        <w:spacing w:after="0"/>
+      </w:pPr>
+      <w:r>
+        <w:t>I am particularly excited about the opportunity at Orano as a Data Scientist specialized in Generative AI and Agent-based AI. The role aligns perfectly with my skills and passion for creating innovative solutions with Large Language Models and multi-agent systems. I am eager to contribute to the transformation of business use cases into high-value solutions, ensuring technical excellence, operational sovereignty, and ethical AI in Orano's complex industrial environment. My experience in regulated industries and my commitment to responsible AI make me confident that I can significantly contribute to Orano's AI journey.</w:t>
       </w:r>
     </w:p>
     <w:sectPr>
